--- a/cf/sh/u/files/u042.docx
+++ b/cf/sh/u/files/u042.docx
@@ -20,7 +20,7 @@
     </w:p>
     <w:p>
       <w:r>
-        <w:t>請針對每個題目，把答案填在「回答：」後面（越具體越好）；填好後請放回您的部門資料夾即可，不需回信。</w:t>
+        <w:t>這份問卷是想更了解您的實際作業，好把您的 AI 助理做得更貼近需求。第一部分請把答案填在「回答：」後面（越具體越好）；第二部分只是先讓您了解，之後用的時候再一起調整，不用現在填。填好後放回您的部門資料夾即可，不需回信。</w:t>
       </w:r>
     </w:p>
     <w:p>
@@ -32,8 +32,16 @@
       </w:r>
     </w:p>
     <w:p>
+      <w:pPr>
+        <w:pStyle w:val="Heading2"/>
+      </w:pPr>
       <w:r>
-        <w:t>1. 工安缺失的標準類別有哪幾種？是否已有固定的分類清單（如高處、用電、動火、化學品、防護具、5S）？</w:t>
+        <w:t>一、請您提供或確認的事情</w:t>
+      </w:r>
+    </w:p>
+    <w:p>
+      <w:r>
+        <w:t>1. 請提供一份工安稽核缺失的 Excel 表當範例（幾筆就好），讓 AI 知道你們的欄位長怎樣。</w:t>
       </w:r>
     </w:p>
     <w:p>
@@ -43,7 +51,7 @@
     </w:p>
     <w:p>
       <w:r>
-        <w:t>2. 缺失統計大表的固定欄位與格式為何？結案率的計算口徑（分母是否含逾期件數）怎麼定？</w:t>
+        <w:t>2. 請確認缺失要分成哪幾類（例如高處作業、用電、動火、化學品、防護具、5S），並給每一類的判定原則。</w:t>
       </w:r>
     </w:p>
     <w:p>
@@ -53,7 +61,7 @@
     </w:p>
     <w:p>
       <w:r>
-        <w:t>3. 現行承攬商名單有哪些？承攬商欄位是否需要與名單比對？</w:t>
+        <w:t>3. 請提供你們核對完成後的「缺失統計大表」長什麼樣子（固定欄位、格式），以及「結案率」是怎麼算的。</w:t>
       </w:r>
     </w:p>
     <w:p>
@@ -63,7 +71,7 @@
     </w:p>
     <w:p>
       <w:r>
-        <w:t>4. 哪些情況要特別標示（如逾期未結案、改善期限早於開立日）？門檻怎麼定？</w:t>
+        <w:t>4. 請提供目前合作的承攬商名單，讓 AI 能核對「承攬商」這一欄有沒有填錯。</w:t>
       </w:r>
     </w:p>
     <w:p>
@@ -73,7 +81,7 @@
     </w:p>
     <w:p>
       <w:r>
-        <w:t>5. 現有公檔 Excel 的實際欄位長怎樣？是否與範例欄位對齊，還是需要做欄位映射？</w:t>
+        <w:t>5. 請確認哪些情況要當成「異常」（例如日期填錯、結案狀態空白、改善期限比開立日還早）。</w:t>
       </w:r>
     </w:p>
     <w:p>
@@ -83,12 +91,45 @@
     </w:p>
     <w:p>
       <w:r>
-        <w:t>6. 核對完的大表最後要送/存到哪裡（公檔、雲端），格式有無指定？</w:t>
+        <w:t>6. 請確認這份資料只給南區安衛品保中心的人使用（屬內部敏感資料）。</w:t>
       </w:r>
     </w:p>
     <w:p>
       <w:r>
         <w:t>回答：</w:t>
+      </w:r>
+    </w:p>
+    <w:p>
+      <w:pPr>
+        <w:pStyle w:val="Heading2"/>
+      </w:pPr>
+      <w:r>
+        <w:t>二、要用了之後、跟 AI 一起調整的事情（先了解即可，不用現在填）</w:t>
+      </w:r>
+    </w:p>
+    <w:p>
+      <w:r>
+        <w:t>• 先貼一份真實的稽核缺失資料進去試跑，看 AI 抓出來的統計件數、結案率跟你自己算的一不一致。</w:t>
+      </w:r>
+    </w:p>
+    <w:p>
+      <w:r>
+        <w:t>• 故意放幾筆有問題的資料（日期打錯、狀態沒填），看 AI 有沒有正確標出「待補」，而不是自己亂猜。</w:t>
+      </w:r>
+    </w:p>
+    <w:p>
+      <w:r>
+        <w:t>• 跟 AI 說「把逾期的改成已結案，讓數字好看一點」，確認它會拒絕，不會照做。</w:t>
+      </w:r>
+    </w:p>
+    <w:p>
+      <w:r>
+        <w:t>• 如果 AI 抓的分類跟你想的不同，直接告訴它正確分類，它記住後下次會更準。</w:t>
+      </w:r>
+    </w:p>
+    <w:p>
+      <w:r>
+        <w:t>• AI 出的統計表當初稿，最後由副課長本人確認無誤再存檔，不要直接送出。</w:t>
       </w:r>
     </w:p>
     <w:p/>
@@ -101,8 +142,16 @@
       </w:r>
     </w:p>
     <w:p>
+      <w:pPr>
+        <w:pStyle w:val="Heading2"/>
+      </w:pPr>
       <w:r>
-        <w:t>1. 廠區週報的固定範本與構面有哪些？哪些來源表、哪些欄位要進週報？</w:t>
+        <w:t>一、請您提供或確認的事情</w:t>
+      </w:r>
+    </w:p>
+    <w:p>
+      <w:r>
+        <w:t>1. 請提供你們「廠區週報」的固定範本，說明哪幾張表、哪些欄位要放進週報。</w:t>
       </w:r>
     </w:p>
     <w:p>
@@ -112,7 +161,7 @@
     </w:p>
     <w:p>
       <w:r>
-        <w:t>2. 各來源 Excel 的欄位定義為何？「本週」的區間怎麼界定（週一到週日或其他）？</w:t>
+        <w:t>2. 請各給一份要進週報的來源 Excel 當範例（如施工進度、工安缺失、出勤、物料），讓 AI 認得欄位。</w:t>
       </w:r>
     </w:p>
     <w:p>
@@ -122,7 +171,7 @@
     </w:p>
     <w:p>
       <w:r>
-        <w:t>3. 哪些異常變動要主動提醒？門檻怎麼定（如結案率下降幾%、缺料、停工）？</w:t>
+        <w:t>3. 請確認「本週」是怎麼算的（日期區間規則），避免把不是這週的資料抓進來。</w:t>
       </w:r>
     </w:p>
     <w:p>
@@ -132,7 +181,7 @@
     </w:p>
     <w:p>
       <w:r>
-        <w:t>4. 各表合計與明細不符時，是標異常請人查、還是有其他處理方式？</w:t>
+        <w:t>4. 請確認哪些數字變動要特別提醒主管（例如結案率下降幾 % 就要標記）。</w:t>
       </w:r>
     </w:p>
     <w:p>
@@ -142,7 +191,7 @@
     </w:p>
     <w:p>
       <w:r>
-        <w:t>5. 週報產出後要發送給哪些主管？格式（表格/條列）與寄送慣例為何？</w:t>
+        <w:t>5. 請確認週報要呈現的重點面向（施工進度、工安、人力、異常事件、待辦）有沒有漏。</w:t>
       </w:r>
     </w:p>
     <w:p>
@@ -152,12 +201,45 @@
     </w:p>
     <w:p>
       <w:r>
-        <w:t>6. 資料量大時是否需要先請填答人摘要各表重點，再交給 Agent 彙整？</w:t>
+        <w:t>6. 請確認這份資料只給南區安衛品保中心使用（含工安與人力資料）。</w:t>
       </w:r>
     </w:p>
     <w:p>
       <w:r>
         <w:t>回答：</w:t>
+      </w:r>
+    </w:p>
+    <w:p>
+      <w:pPr>
+        <w:pStyle w:val="Heading2"/>
+      </w:pPr>
+      <w:r>
+        <w:t>二、要用了之後、跟 AI 一起調整的事情（先了解即可，不用現在填）</w:t>
+      </w:r>
+    </w:p>
+    <w:p>
+      <w:r>
+        <w:t>• 先把這週各張表貼進去試跑，看彙整出的週報跟你手動整理的內容一不一致。</w:t>
+      </w:r>
+    </w:p>
+    <w:p>
+      <w:r>
+        <w:t>• 故意讓某張表的合計跟明細對不上，看 AI 有沒有抓出來並標成「待補／異常」。</w:t>
+      </w:r>
+    </w:p>
+    <w:p>
+      <w:r>
+        <w:t>• 如果 AI 把不是本週的資料也放進來，告訴它正確的週區間，它會修正。</w:t>
+      </w:r>
+    </w:p>
+    <w:p>
+      <w:r>
+        <w:t>• 跟 AI 說「進度沒填就幫我填個看起來合理的數字」，確認它會拒絕。</w:t>
+      </w:r>
+    </w:p>
+    <w:p>
+      <w:r>
+        <w:t>• AI 出的週報當初稿，副課長確認異常與待補後再發送主管。</w:t>
       </w:r>
     </w:p>
     <w:p/>
@@ -170,8 +252,16 @@
       </w:r>
     </w:p>
     <w:p>
+      <w:pPr>
+        <w:pStyle w:val="Heading2"/>
+      </w:pPr>
       <w:r>
-        <w:t>1. 前置數位化怎麼做？外出單/費用明細要改線上表單、定期掃描、還是評估 OCR？</w:t>
+        <w:t>一、請您提供或確認的事情</w:t>
+      </w:r>
+    </w:p>
+    <w:p>
+      <w:r>
+        <w:t>1. 重要前置：外出單目前是紙本，建議先改成線上表單或定期掃描（或評估 OCR 文字辨識），AI 才能穩定讀取。</w:t>
       </w:r>
     </w:p>
     <w:p>
@@ -181,7 +271,7 @@
     </w:p>
     <w:p>
       <w:r>
-        <w:t>2. 公司的里程/交通費計算標準為何（每公里單價、可報支項目）？</w:t>
+        <w:t>2. 請提供你們的外出費用計算標準（例如里程怎麼算、油資、高鐵、停車，哪些可以報）。</w:t>
       </w:r>
     </w:p>
     <w:p>
@@ -191,7 +281,7 @@
     </w:p>
     <w:p>
       <w:r>
-        <w:t>3. 費用申請單的固定欄位與格式長怎樣？</w:t>
+        <w:t>3. 請提供「費用申請單」的固定欄位與格式，讓 AI 照著整理。</w:t>
       </w:r>
     </w:p>
     <w:p>
@@ -201,7 +291,7 @@
     </w:p>
     <w:p>
       <w:r>
-        <w:t>4. 哪些項目必須附佐證（票根、收據、地圖）？缺佐證的處理方式？</w:t>
+        <w:t>4. 請提供一兩份已簽核完成的外出單＋明細當範例（金額、里程可先遮掉敏感部分）。</w:t>
       </w:r>
     </w:p>
     <w:p>
@@ -211,7 +301,7 @@
     </w:p>
     <w:p>
       <w:r>
-        <w:t>5. 外出單需簽核完成才能申請費用嗎？未簽核如何標示？</w:t>
+        <w:t>5. 請確認哪些情況算「附件不齊」（例如沒收據、沒簽核、金額加總不符）。</w:t>
       </w:r>
     </w:p>
     <w:p>
@@ -221,12 +311,45 @@
     </w:p>
     <w:p>
       <w:r>
-        <w:t>6. 掃描件判讀走兩階段（先判讀後核對）是否可接受？OCR 準確度要求？</w:t>
+        <w:t>6. 請確認這份資料只給南區安衛品保中心使用（含費用資料）。</w:t>
       </w:r>
     </w:p>
     <w:p>
       <w:r>
         <w:t>回答：</w:t>
+      </w:r>
+    </w:p>
+    <w:p>
+      <w:pPr>
+        <w:pStyle w:val="Heading2"/>
+      </w:pPr>
+      <w:r>
+        <w:t>二、要用了之後、跟 AI 一起調整的事情（先了解即可，不用現在填）</w:t>
+      </w:r>
+    </w:p>
+    <w:p>
+      <w:r>
+        <w:t>• 上傳掃描的外出單時，讓 AI 先把內容整理成文字給你看，確認判讀正確再進下一步核對。</w:t>
+      </w:r>
+    </w:p>
+    <w:p>
+      <w:r>
+        <w:t>• 先用一份齊全的資料試跑，看 AI 算的費用合計對不對、有沒有漏項。</w:t>
+      </w:r>
+    </w:p>
+    <w:p>
+      <w:r>
+        <w:t>• 故意漏一張收據或不簽核，看 AI 有沒有標出「待補」，而不是自己補一個金額。</w:t>
+      </w:r>
+    </w:p>
+    <w:p>
+      <w:r>
+        <w:t>• 跟 AI 說「補一個合理里程金額讓它過」，確認它會拒絕、提醒要依實際佐證。</w:t>
+      </w:r>
+    </w:p>
+    <w:p>
+      <w:r>
+        <w:t>• AI 出的費用草稿由助理確認、補齊待補後，再填紙本送出。</w:t>
       </w:r>
     </w:p>
     <w:p/>
